--- a/rapports/2026-06-06/EQ17/EQ17_sup_v2/DR_131101000057/20-93-30-55.docx
+++ b/rapports/2026-06-06/EQ17/EQ17_sup_v2/DR_131101000057/20-93-30-55.docx
@@ -297,7 +297,7 @@
           <w:color w:val="1F6FEB"/>
           <w:sz w:val="22"/>
         </w:rPr>
-        <w:t>⚠ INCOHÉRENCES À CORRIGER (60)</w:t>
+        <w:t>⚠ INCOHÉRENCES À CORRIGER (58)</w:t>
       </w:r>
     </w:p>
     <w:tbl>
@@ -814,7 +814,7 @@
                 <w:color w:val="16A34A"/>
                 <w:sz w:val="16"/>
               </w:rPr>
-              <w:t>—</w:t>
+              <w:t>s01q32, s01q36, s01q38, s04q37_modif, s02q33, s02q34, s01q00b</w:t>
             </w:r>
           </w:p>
         </w:tc>
@@ -845,7 +845,7 @@
                 <w:i w:val="0"/>
                 <w:sz w:val="17"/>
               </w:rPr>
-              <w:t>Incohérence!!! seulement les écoles privées paient les frais de scolarité (y compris les frais d'inscription).</w:t>
+              <w:t>Peu probable!!! Vu l'âge (19 ans) de AÏSSATOU TOURE ou l'année à laquelle AÏSSATOU TOURE a fréquenté l'école pour la dernière fois (.) le dernier diplome de AÏSSATOU TOURE ne peut être le Certificat d'études primaires (CEP), prière de corriger cette incohérence ou confirmer avec le QG.</w:t>
             </w:r>
           </w:p>
         </w:tc>
@@ -878,7 +878,7 @@
                 <w:i w:val="0"/>
                 <w:sz w:val="16"/>
               </w:rPr>
-              <w:t>S02</w:t>
+              <w:t>S07</w:t>
               <w:br/>
             </w:r>
             <w:r>
@@ -888,7 +888,7 @@
                 <w:color w:val="64748B"/>
                 <w:sz w:val="14"/>
               </w:rPr>
-              <w:t>Éducation</w:t>
+              <w:t>Consommation alimentaire</w:t>
             </w:r>
           </w:p>
         </w:tc>
@@ -904,7 +904,7 @@
                 <w:color w:val="16A34A"/>
                 <w:sz w:val="16"/>
               </w:rPr>
-              <w:t>s01q32, s01q36, s01q38, s04q37_modif, s02q33, s02q34, s01q00b</w:t>
+              <w:t>—</w:t>
             </w:r>
           </w:p>
         </w:tc>
@@ -935,7 +935,7 @@
                 <w:i w:val="0"/>
                 <w:sz w:val="17"/>
               </w:rPr>
-              <w:t>Peu probable!!! Vu l'âge (19 ans) de AÏSSATOU TOURE ou l'année à laquelle AÏSSATOU TOURE a fréquenté l'école pour la dernière fois (.) le dernier diplome de AÏSSATOU TOURE ne peut être le Certificat d'études primaires (CEP), prière de corriger cette incohérence ou confirmer avec le QG.</w:t>
+              <w:t>Attention!!! Ce ménage de 8 personne(s) a consommé 17.25725 kilos de sel qui semble incohérent pour une consommation de 7 jours, prière de vérifier l'ensemble des quantités consommées de ce produit auprès du ménage en regardant les unités-tailles ou confirmer.</w:t>
             </w:r>
           </w:p>
         </w:tc>
@@ -968,7 +968,7 @@
                 <w:i w:val="0"/>
                 <w:sz w:val="16"/>
               </w:rPr>
-              <w:t>S07</w:t>
+              <w:t>S11</w:t>
               <w:br/>
             </w:r>
             <w:r>
@@ -978,7 +978,7 @@
                 <w:color w:val="64748B"/>
                 <w:sz w:val="14"/>
               </w:rPr>
-              <w:t>Consommation alimentaire</w:t>
+              <w:t>Logement / cadre de vie</w:t>
             </w:r>
           </w:p>
         </w:tc>
@@ -994,7 +994,7 @@
                 <w:color w:val="16A34A"/>
                 <w:sz w:val="16"/>
               </w:rPr>
-              <w:t>—</w:t>
+              <w:t>s01q47__1, s01q47__2, s01q47__3, s01q47__4, s01q47__5, s01q47__6, s01q47__7, s02q15</w:t>
             </w:r>
           </w:p>
         </w:tc>
@@ -1025,7 +1025,7 @@
                 <w:i w:val="0"/>
                 <w:sz w:val="17"/>
               </w:rPr>
-              <w:t>Attention!!! Ce ménage de 8 personne(s) a consommé 17.25725 kilos de sel qui semble incohérent pour une consommation de 7 jours, prière de vérifier l'ensemble des quantités consommées de ce produit auprès du ménage en regardant les unités-tailles ou confirmer.</w:t>
+              <w:t>Le montant de l'eau acheté auprès des vendeurs ou auprès d'un autre ménage au cours de 30 derniers jours est de 30000 FCFA qui semble incoherent, prière de vérifier la question 11.25 auprès du ménage ou confirmer.</w:t>
             </w:r>
           </w:p>
         </w:tc>
@@ -1084,7 +1084,7 @@
                 <w:color w:val="16A34A"/>
                 <w:sz w:val="16"/>
               </w:rPr>
-              <w:t>s01q47__1, s01q47__2, s01q47__3, s01q47__4, s01q47__5, s01q47__6, s01q47__7, s02q15</w:t>
+              <w:t>—</w:t>
             </w:r>
           </w:p>
         </w:tc>
@@ -1115,7 +1115,7 @@
                 <w:i w:val="0"/>
                 <w:sz w:val="17"/>
               </w:rPr>
-              <w:t>Le montant de l'eau acheté auprès des vendeurs ou auprès d'un autre ménage au cours de 30 derniers jours est de 30000 FCFA qui semble incoherent, prière de vérifier la question 11.25 auprès du ménage ou confirmer.</w:t>
+              <w:t>Incoherence!! Le ménage a depensé .</w:t>
             </w:r>
           </w:p>
         </w:tc>
@@ -1174,7 +1174,7 @@
                 <w:color w:val="16A34A"/>
                 <w:sz w:val="16"/>
               </w:rPr>
-              <w:t>—</w:t>
+              <w:t>s01q29, s01q31, s04q24, s00q04, s11q21, s09fq03, s09fq011</w:t>
             </w:r>
           </w:p>
         </w:tc>
@@ -1205,7 +1205,7 @@
                 <w:i w:val="0"/>
                 <w:sz w:val="17"/>
               </w:rPr>
-              <w:t>Incoherence!! Le ménage a depensé .</w:t>
+              <w:t>FCFA dans Frais de connexion au réseau de distribution d'eau mais dit ne pas être connecté à un réseau d'eau courante, prière de corriger cette incoherenceAttention!!! Les ménages vivants dans un(e) Maison Basse à KEDOUGOU Urbain ont généralement comme principal matériau de construction le/la Ciment/Béton/Pierres de taille, mais celui du ménage de YERO TOURE (Briques cuites) diffère de celui-ci.</w:t>
             </w:r>
           </w:p>
         </w:tc>
@@ -1220,10 +1220,10 @@
               <w:rPr>
                 <w:b/>
                 <w:i w:val="0"/>
-                <w:color w:val="DC2626"/>
+                <w:color w:val="EA580C"/>
                 <w:sz w:val="16"/>
               </w:rPr>
-              <w:t>Haute</w:t>
+              <w:t>Moyenne</w:t>
             </w:r>
           </w:p>
         </w:tc>
@@ -1238,7 +1238,7 @@
                 <w:i w:val="0"/>
                 <w:sz w:val="16"/>
               </w:rPr>
-              <w:t>S11</w:t>
+              <w:t>S01</w:t>
               <w:br/>
             </w:r>
             <w:r>
@@ -1248,7 +1248,7 @@
                 <w:color w:val="64748B"/>
                 <w:sz w:val="14"/>
               </w:rPr>
-              <w:t>Logement / cadre de vie</w:t>
+              <w:t>Démographie</w:t>
             </w:r>
           </w:p>
         </w:tc>
@@ -1264,7 +1264,7 @@
                 <w:color w:val="16A34A"/>
                 <w:sz w:val="16"/>
               </w:rPr>
-              <w:t>s01q29, s01q31, s04q24, s00q04, s11q21, s09fq03, s09fq011</w:t>
+              <w:t>—</w:t>
             </w:r>
           </w:p>
         </w:tc>
@@ -1295,7 +1295,7 @@
                 <w:i w:val="0"/>
                 <w:sz w:val="17"/>
               </w:rPr>
-              <w:t>FCFA dans Frais de connexion au réseau de distribution d'eau mais dit ne pas être connecté à un réseau d'eau courante, prière de corriger cette incoherenceAttention!!! Les ménages vivants dans un(e) Maison Basse à KEDOUGOU Urbain ont généralement comme principal matériau de construction le/la Ciment/Béton/Pierres de taille, mais celui du ménage de YERO TOURE (Briques cuites) diffère de celui-ci.</w:t>
+              <w:t>Prière de verifier l'information donnée par AMADOU TOURE ou corriger au niveau de la section 1.</w:t>
             </w:r>
           </w:p>
         </w:tc>
@@ -1385,7 +1385,7 @@
                 <w:i w:val="0"/>
                 <w:sz w:val="17"/>
               </w:rPr>
-              <w:t>Prière de verifier l'information donnée par AMADOU TOURE ou corriger au niveau de la section 1.</w:t>
+              <w:t>Prière de verifier l'information donnée par MAMOUDOU TOURE ou corriger au niveau de la section 1.</w:t>
             </w:r>
           </w:p>
         </w:tc>
@@ -1444,7 +1444,7 @@
                 <w:color w:val="16A34A"/>
                 <w:sz w:val="16"/>
               </w:rPr>
-              <w:t>—</w:t>
+              <w:t>s01q10_1</w:t>
             </w:r>
           </w:p>
         </w:tc>
@@ -1475,187 +1475,7 @@
                 <w:i w:val="0"/>
                 <w:sz w:val="17"/>
               </w:rPr>
-              <w:t>Prière de verifier l'information donnée par MAMOUDOU TOURE ou corriger au niveau de la section 1.</w:t>
-            </w:r>
-          </w:p>
-        </w:tc>
-      </w:tr>
-      <w:tr>
-        <w:tc>
-          <w:tcPr>
-            <w:tcW w:type="dxa" w:w="964"/>
-          </w:tcPr>
-          <w:p>
-            <w:r>
-              <w:rPr>
-                <w:b/>
-                <w:i w:val="0"/>
-                <w:color w:val="EA580C"/>
-                <w:sz w:val="16"/>
-              </w:rPr>
-              <w:t>Moyenne</w:t>
-            </w:r>
-          </w:p>
-        </w:tc>
-        <w:tc>
-          <w:tcPr>
-            <w:tcW w:type="dxa" w:w="1247"/>
-          </w:tcPr>
-          <w:p>
-            <w:r>
-              <w:rPr>
-                <w:b/>
-                <w:i w:val="0"/>
-                <w:sz w:val="16"/>
-              </w:rPr>
-              <w:t>S01</w:t>
-              <w:br/>
-            </w:r>
-            <w:r>
-              <w:rPr>
-                <w:b w:val="0"/>
-                <w:i w:val="0"/>
-                <w:color w:val="64748B"/>
-                <w:sz w:val="14"/>
-              </w:rPr>
-              <w:t>Démographie</w:t>
-            </w:r>
-          </w:p>
-        </w:tc>
-        <w:tc>
-          <w:tcPr>
-            <w:tcW w:type="dxa" w:w="1531"/>
-          </w:tcPr>
-          <w:p>
-            <w:r>
-              <w:rPr>
-                <w:b/>
-                <w:i w:val="0"/>
-                <w:color w:val="16A34A"/>
-                <w:sz w:val="16"/>
-              </w:rPr>
-              <w:t>s01q10_1</w:t>
-            </w:r>
-          </w:p>
-        </w:tc>
-        <w:tc>
-          <w:tcPr>
-            <w:tcW w:type="dxa" w:w="1191"/>
-          </w:tcPr>
-          <w:p>
-            <w:r>
-              <w:rPr>
-                <w:b w:val="0"/>
-                <w:i w:val="0"/>
-                <w:color w:val="64748B"/>
-                <w:sz w:val="16"/>
-              </w:rPr>
-              <w:t>GT-CQ</w:t>
-            </w:r>
-          </w:p>
-        </w:tc>
-        <w:tc>
-          <w:tcPr>
-            <w:tcW w:type="dxa" w:w="4706"/>
-          </w:tcPr>
-          <w:p>
-            <w:r>
-              <w:rPr>
-                <w:b w:val="0"/>
-                <w:i w:val="0"/>
-                <w:sz w:val="17"/>
-              </w:rPr>
               <w:t>La taille du ménage lors de l'enquête principale (8) de ce ménage est inférieur à la taille du denombrement (10), prière de fournir des explications concrètes ou aller revisiter le ménage.</w:t>
-            </w:r>
-          </w:p>
-        </w:tc>
-      </w:tr>
-      <w:tr>
-        <w:tc>
-          <w:tcPr>
-            <w:tcW w:type="dxa" w:w="964"/>
-          </w:tcPr>
-          <w:p>
-            <w:r>
-              <w:rPr>
-                <w:b/>
-                <w:i w:val="0"/>
-                <w:color w:val="EA580C"/>
-                <w:sz w:val="16"/>
-              </w:rPr>
-              <w:t>Moyenne</w:t>
-            </w:r>
-          </w:p>
-        </w:tc>
-        <w:tc>
-          <w:tcPr>
-            <w:tcW w:type="dxa" w:w="1247"/>
-          </w:tcPr>
-          <w:p>
-            <w:r>
-              <w:rPr>
-                <w:b/>
-                <w:i w:val="0"/>
-                <w:sz w:val="16"/>
-              </w:rPr>
-              <w:t>S02</w:t>
-              <w:br/>
-            </w:r>
-            <w:r>
-              <w:rPr>
-                <w:b w:val="0"/>
-                <w:i w:val="0"/>
-                <w:color w:val="64748B"/>
-                <w:sz w:val="14"/>
-              </w:rPr>
-              <w:t>Éducation</w:t>
-            </w:r>
-          </w:p>
-        </w:tc>
-        <w:tc>
-          <w:tcPr>
-            <w:tcW w:type="dxa" w:w="1531"/>
-          </w:tcPr>
-          <w:p>
-            <w:r>
-              <w:rPr>
-                <w:b/>
-                <w:i w:val="0"/>
-                <w:color w:val="16A34A"/>
-                <w:sz w:val="16"/>
-              </w:rPr>
-              <w:t>—</w:t>
-            </w:r>
-          </w:p>
-        </w:tc>
-        <w:tc>
-          <w:tcPr>
-            <w:tcW w:type="dxa" w:w="1191"/>
-          </w:tcPr>
-          <w:p>
-            <w:r>
-              <w:rPr>
-                <w:b w:val="0"/>
-                <w:i w:val="0"/>
-                <w:color w:val="64748B"/>
-                <w:sz w:val="16"/>
-              </w:rPr>
-              <w:t>GT-CQ</w:t>
-            </w:r>
-          </w:p>
-        </w:tc>
-        <w:tc>
-          <w:tcPr>
-            <w:tcW w:type="dxa" w:w="4706"/>
-          </w:tcPr>
-          <w:p>
-            <w:r>
-              <w:rPr>
-                <w:b w:val="0"/>
-                <w:i w:val="0"/>
-                <w:sz w:val="17"/>
-              </w:rPr>
-              <w:t>veuillez, s'il vous plait, confirmer les frais de scolarité ( 7500 FCFA) payée de AÏSSATOU TOURE avec le QG ou apporter les corrections nécessaires.</w:t>
             </w:r>
           </w:p>
         </w:tc>
